--- a/Adya Partner and Sales Onboarding/Sell Adya/Media room/ImportantMediaLinks.docx
+++ b/Adya Partner and Sales Onboarding/Sell Adya/Media room/ImportantMediaLinks.docx
@@ -408,6 +408,45 @@
         </w:tc>
       </w:tr>
     </w:tbl>
+    <w:p>
+      <w:pPr>
+        <w:spacing w:after="0" w:line="240" w:lineRule="auto"/>
+        <w:rPr>
+          <w:rFonts w:ascii="Arial" w:eastAsia="Times New Roman" w:hAnsi="Arial" w:cs="Arial"/>
+          <w:color w:val="0000FF"/>
+          <w:kern w:val="0"/>
+          <w:sz w:val="20"/>
+          <w:szCs w:val="20"/>
+          <w:u w:val="single"/>
+          <w:lang w:eastAsia="en-IN"/>
+          <w14:ligatures w14:val="none"/>
+        </w:rPr>
+      </w:pPr>
+      <w:r>
+        <w:br/>
+      </w:r>
+      <w:r>
+        <w:br/>
+      </w:r>
+      <w:r>
+        <w:br/>
+      </w:r>
+      <w:hyperlink r:id="rId6" w:history="1">
+        <w:r>
+          <w:rPr>
+            <w:rFonts w:ascii="Arial" w:eastAsia="Times New Roman" w:hAnsi="Arial" w:cs="Arial"/>
+            <w:color w:val="0000FF"/>
+            <w:kern w:val="0"/>
+            <w:sz w:val="20"/>
+            <w:szCs w:val="20"/>
+            <w:u w:val="single"/>
+            <w:lang w:eastAsia="en-IN"/>
+            <w14:ligatures w14:val="none"/>
+          </w:rPr>
+          <w:t>https://www.linkedin.com/posts/smhaaz_this-was-a-watershed-moment-for-ai-in-india-activity-7359425643173900288-Ks_G/</w:t>
+        </w:r>
+      </w:hyperlink>
+    </w:p>
     <w:p/>
     <w:sectPr>
       <w:pgSz w:w="11906" w:h="16838"/>
@@ -819,6 +858,7 @@
   <w:style w:type="paragraph" w:default="1" w:styleId="Normal">
     <w:name w:val="Normal"/>
     <w:qFormat/>
+    <w:rsid w:val="008D130D"/>
   </w:style>
   <w:style w:type="paragraph" w:styleId="Heading1">
     <w:name w:val="heading 1"/>
